--- a/_diffusione-opera/ALLEGATO_CURRICULUM_DA_COMPILARE.docx
+++ b/_diffusione-opera/ALLEGATO_CURRICULUM_DA_COMPILARE.docx
@@ -334,7 +334,7 @@
           <w:sz w:val="24"/>
           <w:szCs w:val="24"/>
         </w:rPr>
-        <w:t xml:space="preserve">Fra il 2025 e il 2026 ho diretto la costruzione di un corpus di ricerca storica sul caso Moro e sul suo contesto internazionale, prodotto con sistemi di intelligenza artificiale sotto una disciplina metodologica scritta prima del lavoro. Il corpus consta di </w:t>
+        <w:t xml:space="preserve">Nel 2026 ho diretto la costruzione di un corpus di ricerca storica sul caso Moro e sul suo contesto internazionale, prodotto con sistemi di intelligenza artificiale sotto una disciplina metodologica scritta prima di ciascun lotto di lavoro e riscritta ogni volta che un lotto la incrinava. Il corpus consta di </w:t>
       </w:r>
       <w:r>
         <w:rPr>

--- a/_diffusione-opera/ALLEGATO_CURRICULUM_DA_COMPILARE.docx
+++ b/_diffusione-opera/ALLEGATO_CURRICULUM_DA_COMPILARE.docx
@@ -352,7 +352,7 @@
           <w:sz w:val="24"/>
           <w:szCs w:val="24"/>
         </w:rPr>
-        <w:t xml:space="preserve"> in cinque opere, rilegati in un volume integrale di </w:t>
+        <w:t xml:space="preserve"> in cinque opere e, a parte e non in somma, di </w:t>
       </w:r>
       <w:r>
         <w:rPr>
@@ -362,15 +362,15 @@
           <w:sz w:val="24"/>
           <w:szCs w:val="24"/>
         </w:rPr>
-        <w:t xml:space="preserve">1.331 pagine</w:t>
-      </w:r>
-      <w:r>
-        <w:rPr>
-          <w:rFonts w:ascii="Barlow Semi Condensed" w:cs="Barlow Semi Condensed" w:eastAsia="Barlow Semi Condensed" w:hAnsi="Barlow Semi Condensed"/>
-          <w:sz w:val="24"/>
-          <w:szCs w:val="24"/>
-        </w:rPr>
-        <w:t xml:space="preserve"> con </w:t>
+        <w:t xml:space="preserve">538 blocchi certificati di verifica</w:t>
+      </w:r>
+      <w:r>
+        <w:rPr>
+          <w:rFonts w:ascii="Barlow Semi Condensed" w:cs="Barlow Semi Condensed" w:eastAsia="Barlow Semi Condensed" w:hAnsi="Barlow Semi Condensed"/>
+          <w:sz w:val="24"/>
+          <w:szCs w:val="24"/>
+        </w:rPr>
+        <w:t xml:space="preserve"> in otto tranche nel solo Libro quarto, rilegati in un volume integrale di </w:t>
       </w:r>
       <w:r>
         <w:rPr>
@@ -380,7 +380,25 @@
           <w:sz w:val="24"/>
           <w:szCs w:val="24"/>
         </w:rPr>
-        <w:t xml:space="preserve">667</w:t>
+        <w:t xml:space="preserve">1.755 pagine</w:t>
+      </w:r>
+      <w:r>
+        <w:rPr>
+          <w:rFonts w:ascii="Barlow Semi Condensed" w:cs="Barlow Semi Condensed" w:eastAsia="Barlow Semi Condensed" w:hAnsi="Barlow Semi Condensed"/>
+          <w:sz w:val="24"/>
+          <w:szCs w:val="24"/>
+        </w:rPr>
+        <w:t xml:space="preserve"> con </w:t>
+      </w:r>
+      <w:r>
+        <w:rPr>
+          <w:rFonts w:ascii="Barlow Semi Condensed" w:cs="Barlow Semi Condensed" w:eastAsia="Barlow Semi Condensed" w:hAnsi="Barlow Semi Condensed"/>
+          <w:b/>
+          <w:bCs/>
+          <w:sz w:val="24"/>
+          <w:szCs w:val="24"/>
+        </w:rPr>
+        <w:t xml:space="preserve">682</w:t>
       </w:r>
       <w:r>
         <w:rPr>
@@ -402,7 +420,7 @@
           <w:sz w:val="24"/>
           <w:szCs w:val="24"/>
         </w:rPr>
-        <w:t xml:space="preserve">Il corpus non propone una tesi sul 1978 e non indica responsabili: produce domande d'archivio con l'indicazione della sede in cui andrebbero poste.</w:t>
+        <w:t xml:space="preserve">Il corpus non propone una tesi sul 1978 e non indica responsabili: produce domande d'archivio con l'indicazione della sede in cui andrebbero poste. Fa eccezione, dichiarata in copertina e limitata a un solo Libro, il dossier di cui sono autore: nella seconda metà ordina secondo la plausibilità del coinvolgimento — per categorie di soggetti, non per nomi individuali — con la premessa garantista che distingue la plausibilità dalla colpevolezza. Ordinare per plausibilità non è condannare, e nessun altro Libro dell'opera contiene graduatorie.</w:t>
       </w:r>
     </w:p>
     <w:p>

--- a/_diffusione-opera/ALLEGATO_CURRICULUM_DA_COMPILARE.docx
+++ b/_diffusione-opera/ALLEGATO_CURRICULUM_DA_COMPILARE.docx
@@ -380,7 +380,7 @@
           <w:sz w:val="24"/>
           <w:szCs w:val="24"/>
         </w:rPr>
-        <w:t xml:space="preserve">1.755 pagine</w:t>
+        <w:t xml:space="preserve">1.762 pagine</w:t>
       </w:r>
       <w:r>
         <w:rPr>
@@ -398,7 +398,7 @@
           <w:sz w:val="24"/>
           <w:szCs w:val="24"/>
         </w:rPr>
-        <w:t xml:space="preserve">682</w:t>
+        <w:t xml:space="preserve">685</w:t>
       </w:r>
       <w:r>
         <w:rPr>
